--- a/Documentos/Guia_ArenaCapital.docx
+++ b/Documentos/Guia_ArenaCapital.docx
@@ -3620,7 +3620,7 @@
                 <w:szCs w:val="20"/>
                 <w:lang w:val="es-MX"/>
               </w:rPr>
-              <w:t xml:space="preserve">  ·  WhatsApp: +52 (624) 264 5185</w:t>
+              <w:t xml:space="preserve">  ·  WhatsApp: +52 (55) 3034 2615</w:t>
             </w:r>
           </w:p>
         </w:tc>
